--- a/docs/POS進銷存系統_使用說明書.docx
+++ b/docs/POS進銷存系統_使用說明書.docx
@@ -591,10 +591,22 @@
     </w:p>
     <w:p>
       <w:pPr>
+        <w:spacing w:after="120" w:line="300"/>
+      </w:pPr>
+      <w:r>
+        <w:rPr>
+          <w:sz w:val="21"/>
+          <w:szCs w:val="21"/>
+        </w:rPr>
+        <w:t xml:space="preserve">本專案以原始碼形式繳交（不含已編譯的執行檔），因此第一次需透過 Visual Studio 建置；建置完成後即可直接執行產生的 PosSystem.exe。提供下列兩種啟動方式：</w:t>
+      </w:r>
+    </w:p>
+    <w:p>
+      <w:pPr>
         <w:pStyle w:val="Heading2"/>
       </w:pPr>
       <w:r>
-        <w:t xml:space="preserve">啟動步驟</w:t>
+        <w:t xml:space="preserve">方法一：用 Visual Studio 開啟並執行（建議）</w:t>
       </w:r>
     </w:p>
     <w:p>
@@ -607,43 +619,128 @@
         <w:spacing w:after="80" w:line="300"/>
       </w:pPr>
       <w:r>
-        <w:t xml:space="preserve">找到程式資料夾中的 PosSystem.exe（位於 bin\Debug 或老師提供的執行檔資料夾）。</w:t>
-      </w:r>
-    </w:p>
-    <w:p>
-      <w:pPr>
-        <w:pStyle w:val="ListParagraph"/>
-        <w:numPr>
-          <w:ilvl w:val="0"/>
-          <w:numId w:val="3"/>
-        </w:numPr>
-        <w:spacing w:after="80" w:line="300"/>
-      </w:pPr>
-      <w:r>
-        <w:t xml:space="preserve">用滑鼠</w:t>
+        <w:t xml:space="preserve">以 </w:t>
       </w:r>
       <w:r>
         <w:rPr>
           <w:b/>
           <w:bCs/>
         </w:rPr>
+        <w:t xml:space="preserve">Visual Studio 2022</w:t>
+      </w:r>
+      <w:r>
+        <w:t xml:space="preserve"> 開啟方案檔 PosSystem.sln。</w:t>
+      </w:r>
+    </w:p>
+    <w:p>
+      <w:pPr>
+        <w:pStyle w:val="ListParagraph"/>
+        <w:numPr>
+          <w:ilvl w:val="0"/>
+          <w:numId w:val="3"/>
+        </w:numPr>
+        <w:spacing w:after="80" w:line="300"/>
+      </w:pPr>
+      <w:r>
+        <w:t xml:space="preserve">第一次開啟時，Visual Studio 會自動還原 NuGet 套件（若未自動還原，於「方案」按右鍵 →「還原 NuGet 套件」）。</w:t>
+      </w:r>
+    </w:p>
+    <w:p>
+      <w:pPr>
+        <w:pStyle w:val="ListParagraph"/>
+        <w:numPr>
+          <w:ilvl w:val="0"/>
+          <w:numId w:val="3"/>
+        </w:numPr>
+        <w:spacing w:after="80" w:line="300"/>
+      </w:pPr>
+      <w:r>
+        <w:t xml:space="preserve">按 </w:t>
+      </w:r>
+      <w:r>
+        <w:rPr>
+          <w:b/>
+          <w:bCs/>
+        </w:rPr>
+        <w:t xml:space="preserve">F5</w:t>
+      </w:r>
+      <w:r>
+        <w:t xml:space="preserve">，Visual Studio 會自動建置並執行程式。</w:t>
+      </w:r>
+    </w:p>
+    <w:p>
+      <w:pPr>
+        <w:pStyle w:val="ListParagraph"/>
+        <w:numPr>
+          <w:ilvl w:val="0"/>
+          <w:numId w:val="3"/>
+        </w:numPr>
+        <w:spacing w:after="80" w:line="300"/>
+      </w:pPr>
+      <w:r>
+        <w:t xml:space="preserve">首次執行會自動建立資料庫與範例商品資料，稍候片刻即出現登入畫面。</w:t>
+      </w:r>
+    </w:p>
+    <w:p>
+      <w:pPr>
+        <w:pStyle w:val="Heading2"/>
+      </w:pPr>
+      <w:r>
+        <w:t xml:space="preserve">方法二：直接執行已建置的執行檔</w:t>
+      </w:r>
+    </w:p>
+    <w:p>
+      <w:pPr>
+        <w:spacing w:after="120" w:line="300"/>
+      </w:pPr>
+      <w:r>
+        <w:t xml:space="preserve">以方法一建置成功後（或拿到已建置好的版本），程式會產生在專案的 bin\Debug 資料夾中：</w:t>
+      </w:r>
+    </w:p>
+    <w:p>
+      <w:pPr>
+        <w:pStyle w:val="ListParagraph"/>
+        <w:numPr>
+          <w:ilvl w:val="0"/>
+          <w:numId w:val="4"/>
+        </w:numPr>
+        <w:spacing w:after="80" w:line="300"/>
+      </w:pPr>
+      <w:r>
+        <w:t xml:space="preserve">進入 bin\Debug 資料夾，找到 </w:t>
+      </w:r>
+      <w:r>
+        <w:rPr>
+          <w:b/>
+          <w:bCs/>
+        </w:rPr>
+        <w:t xml:space="preserve">PosSystem.exe</w:t>
+      </w:r>
+      <w:r>
+        <w:t xml:space="preserve">。</w:t>
+      </w:r>
+    </w:p>
+    <w:p>
+      <w:pPr>
+        <w:pStyle w:val="ListParagraph"/>
+        <w:numPr>
+          <w:ilvl w:val="0"/>
+          <w:numId w:val="4"/>
+        </w:numPr>
+        <w:spacing w:after="80" w:line="300"/>
+      </w:pPr>
+      <w:r>
+        <w:t xml:space="preserve">用滑鼠 </w:t>
+      </w:r>
+      <w:r>
+        <w:rPr>
+          <w:b/>
+          <w:bCs/>
+        </w:rPr>
         <w:t xml:space="preserve">連點兩下</w:t>
       </w:r>
       <w:r>
-        <w:t xml:space="preserve"> PosSystem.exe 即可開啟程式。</w:t>
-      </w:r>
-    </w:p>
-    <w:p>
-      <w:pPr>
-        <w:pStyle w:val="ListParagraph"/>
-        <w:numPr>
-          <w:ilvl w:val="0"/>
-          <w:numId w:val="3"/>
-        </w:numPr>
-        <w:spacing w:after="80" w:line="300"/>
-      </w:pPr>
-      <w:r>
-        <w:t xml:space="preserve">第一次開啟時，程式會自動建立資料庫與範例商品資料，稍候片刻即出現登入畫面。</w:t>
+        <w:t xml:space="preserve"> PosSystem.exe 即可直接開啟程式，不需再開啟 Visual Studio。</w:t>
       </w:r>
     </w:p>
     <w:p>
@@ -1597,7 +1694,7 @@
         <w:pStyle w:val="ListParagraph"/>
         <w:numPr>
           <w:ilvl w:val="0"/>
-          <w:numId w:val="4"/>
+          <w:numId w:val="5"/>
         </w:numPr>
         <w:spacing w:after="80" w:line="300"/>
       </w:pPr>
@@ -1617,7 +1714,7 @@
         <w:pStyle w:val="ListParagraph"/>
         <w:numPr>
           <w:ilvl w:val="0"/>
-          <w:numId w:val="4"/>
+          <w:numId w:val="5"/>
         </w:numPr>
         <w:spacing w:after="80" w:line="300"/>
       </w:pPr>
@@ -1637,7 +1734,7 @@
         <w:pStyle w:val="ListParagraph"/>
         <w:numPr>
           <w:ilvl w:val="0"/>
-          <w:numId w:val="4"/>
+          <w:numId w:val="5"/>
         </w:numPr>
         <w:spacing w:after="80" w:line="300"/>
       </w:pPr>
@@ -1657,7 +1754,7 @@
         <w:pStyle w:val="ListParagraph"/>
         <w:numPr>
           <w:ilvl w:val="0"/>
-          <w:numId w:val="4"/>
+          <w:numId w:val="5"/>
         </w:numPr>
         <w:spacing w:after="80" w:line="300"/>
       </w:pPr>
@@ -1938,7 +2035,7 @@
         <w:pStyle w:val="ListParagraph"/>
         <w:numPr>
           <w:ilvl w:val="0"/>
-          <w:numId w:val="5"/>
+          <w:numId w:val="6"/>
         </w:numPr>
         <w:spacing w:after="80" w:line="300"/>
       </w:pPr>
@@ -1958,7 +2055,7 @@
         <w:pStyle w:val="ListParagraph"/>
         <w:numPr>
           <w:ilvl w:val="0"/>
-          <w:numId w:val="5"/>
+          <w:numId w:val="6"/>
         </w:numPr>
         <w:spacing w:after="80" w:line="300"/>
       </w:pPr>
@@ -1978,7 +2075,7 @@
         <w:pStyle w:val="ListParagraph"/>
         <w:numPr>
           <w:ilvl w:val="0"/>
-          <w:numId w:val="5"/>
+          <w:numId w:val="6"/>
         </w:numPr>
         <w:spacing w:after="80" w:line="300"/>
       </w:pPr>
@@ -1998,7 +2095,7 @@
         <w:pStyle w:val="ListParagraph"/>
         <w:numPr>
           <w:ilvl w:val="0"/>
-          <w:numId w:val="5"/>
+          <w:numId w:val="6"/>
         </w:numPr>
         <w:spacing w:after="80" w:line="300"/>
       </w:pPr>
@@ -2076,7 +2173,7 @@
         <w:pStyle w:val="ListParagraph"/>
         <w:numPr>
           <w:ilvl w:val="0"/>
-          <w:numId w:val="6"/>
+          <w:numId w:val="7"/>
         </w:numPr>
         <w:spacing w:after="80" w:line="300"/>
       </w:pPr>
@@ -2089,7 +2186,7 @@
         <w:pStyle w:val="ListParagraph"/>
         <w:numPr>
           <w:ilvl w:val="0"/>
-          <w:numId w:val="6"/>
+          <w:numId w:val="7"/>
         </w:numPr>
         <w:spacing w:after="80" w:line="300"/>
       </w:pPr>
@@ -2102,7 +2199,7 @@
         <w:pStyle w:val="ListParagraph"/>
         <w:numPr>
           <w:ilvl w:val="0"/>
-          <w:numId w:val="6"/>
+          <w:numId w:val="7"/>
         </w:numPr>
         <w:spacing w:after="80" w:line="300"/>
       </w:pPr>
@@ -2115,7 +2212,7 @@
         <w:pStyle w:val="ListParagraph"/>
         <w:numPr>
           <w:ilvl w:val="0"/>
-          <w:numId w:val="6"/>
+          <w:numId w:val="7"/>
         </w:numPr>
         <w:spacing w:after="80" w:line="300"/>
       </w:pPr>
@@ -2270,7 +2367,7 @@
         <w:pStyle w:val="ListParagraph"/>
         <w:numPr>
           <w:ilvl w:val="0"/>
-          <w:numId w:val="7"/>
+          <w:numId w:val="8"/>
         </w:numPr>
         <w:spacing w:after="80" w:line="300"/>
       </w:pPr>
@@ -2283,7 +2380,7 @@
         <w:pStyle w:val="ListParagraph"/>
         <w:numPr>
           <w:ilvl w:val="0"/>
-          <w:numId w:val="7"/>
+          <w:numId w:val="8"/>
         </w:numPr>
         <w:spacing w:after="80" w:line="300"/>
       </w:pPr>
@@ -2296,7 +2393,7 @@
         <w:pStyle w:val="ListParagraph"/>
         <w:numPr>
           <w:ilvl w:val="0"/>
-          <w:numId w:val="7"/>
+          <w:numId w:val="8"/>
         </w:numPr>
         <w:spacing w:after="80" w:line="300"/>
       </w:pPr>
@@ -2354,7 +2451,7 @@
         <w:pStyle w:val="ListParagraph"/>
         <w:numPr>
           <w:ilvl w:val="0"/>
-          <w:numId w:val="8"/>
+          <w:numId w:val="9"/>
         </w:numPr>
         <w:spacing w:after="80" w:line="300"/>
       </w:pPr>
@@ -2374,7 +2471,7 @@
         <w:pStyle w:val="ListParagraph"/>
         <w:numPr>
           <w:ilvl w:val="0"/>
-          <w:numId w:val="8"/>
+          <w:numId w:val="9"/>
         </w:numPr>
         <w:spacing w:after="80" w:line="300"/>
       </w:pPr>
@@ -2394,7 +2491,7 @@
         <w:pStyle w:val="ListParagraph"/>
         <w:numPr>
           <w:ilvl w:val="0"/>
-          <w:numId w:val="8"/>
+          <w:numId w:val="9"/>
         </w:numPr>
         <w:spacing w:after="80" w:line="300"/>
       </w:pPr>
@@ -2414,7 +2511,7 @@
         <w:pStyle w:val="ListParagraph"/>
         <w:numPr>
           <w:ilvl w:val="0"/>
-          <w:numId w:val="8"/>
+          <w:numId w:val="9"/>
         </w:numPr>
         <w:spacing w:after="80" w:line="300"/>
       </w:pPr>
@@ -2487,7 +2584,7 @@
         <w:pStyle w:val="ListParagraph"/>
         <w:numPr>
           <w:ilvl w:val="0"/>
-          <w:numId w:val="9"/>
+          <w:numId w:val="10"/>
         </w:numPr>
         <w:spacing w:after="80" w:line="300"/>
       </w:pPr>
@@ -2500,7 +2597,7 @@
         <w:pStyle w:val="ListParagraph"/>
         <w:numPr>
           <w:ilvl w:val="0"/>
-          <w:numId w:val="9"/>
+          <w:numId w:val="10"/>
         </w:numPr>
         <w:spacing w:after="80" w:line="300"/>
       </w:pPr>
@@ -2513,7 +2610,7 @@
         <w:pStyle w:val="ListParagraph"/>
         <w:numPr>
           <w:ilvl w:val="0"/>
-          <w:numId w:val="9"/>
+          <w:numId w:val="10"/>
         </w:numPr>
         <w:spacing w:after="80" w:line="300"/>
       </w:pPr>
@@ -2534,7 +2631,7 @@
         <w:pStyle w:val="ListParagraph"/>
         <w:numPr>
           <w:ilvl w:val="0"/>
-          <w:numId w:val="9"/>
+          <w:numId w:val="10"/>
         </w:numPr>
         <w:spacing w:after="80" w:line="300"/>
       </w:pPr>
@@ -2547,7 +2644,7 @@
         <w:pStyle w:val="ListParagraph"/>
         <w:numPr>
           <w:ilvl w:val="0"/>
-          <w:numId w:val="9"/>
+          <w:numId w:val="10"/>
         </w:numPr>
         <w:spacing w:after="80" w:line="300"/>
       </w:pPr>
@@ -2560,7 +2657,7 @@
         <w:pStyle w:val="ListParagraph"/>
         <w:numPr>
           <w:ilvl w:val="0"/>
-          <w:numId w:val="9"/>
+          <w:numId w:val="10"/>
         </w:numPr>
         <w:spacing w:after="80" w:line="300"/>
       </w:pPr>
@@ -2580,7 +2677,7 @@
         <w:pStyle w:val="ListParagraph"/>
         <w:numPr>
           <w:ilvl w:val="0"/>
-          <w:numId w:val="9"/>
+          <w:numId w:val="10"/>
         </w:numPr>
         <w:spacing w:after="80" w:line="300"/>
       </w:pPr>
@@ -3360,6 +3457,18 @@
     </w:lvl>
   </w:abstractNum>
   <w:abstractNum w:abstractNumId="9" w15:restartNumberingAfterBreak="0">
+    <w:multiLevelType w:val="hybridMultilevel"/>
+    <w:lvl w:ilvl="0" w15:tentative="1">
+      <w:start w:val="1"/>
+      <w:numFmt w:val="decimal"/>
+      <w:lvlText w:val="%1."/>
+      <w:lvlJc w:val="left"/>
+      <w:pPr>
+        <w:ind w:left="600" w:hanging="360"/>
+      </w:pPr>
+    </w:lvl>
+  </w:abstractNum>
+  <w:abstractNum w:abstractNumId="10" w15:restartNumberingAfterBreak="0">
     <w:multiLevelType w:val="hybridMultilevel"/>
     <w:lvl w:ilvl="0" w15:tentative="1">
       <w:start w:val="1"/>
@@ -3421,6 +3530,12 @@
   </w:num>
   <w:num w:numId="9">
     <w:abstractNumId w:val="9"/>
+    <w:lvlOverride w:ilvl="0">
+      <w:startOverride w:val="1"/>
+    </w:lvlOverride>
+  </w:num>
+  <w:num w:numId="10">
+    <w:abstractNumId w:val="10"/>
     <w:lvlOverride w:ilvl="0">
       <w:startOverride w:val="1"/>
     </w:lvlOverride>

--- a/docs/POS進銷存系統_使用說明書.docx
+++ b/docs/POS進銷存系統_使用說明書.docx
@@ -68,8 +68,19 @@
     </w:p>
     <w:p>
       <w:pPr>
-        <w:spacing w:before="2400"/>
-      </w:pPr>
+        <w:spacing w:after="100" w:before="2000"/>
+        <w:jc w:val="center"/>
+      </w:pPr>
+      <w:r>
+        <w:rPr>
+          <w:b/>
+          <w:bCs/>
+          <w:color w:val="2E5266"/>
+          <w:sz w:val="28"/>
+          <w:szCs w:val="28"/>
+        </w:rPr>
+        <w:t xml:space="preserve">學號：1133503　　姓名：尹彥鈞</w:t>
+      </w:r>
     </w:p>
     <w:p>
       <w:pPr>
@@ -251,6 +262,18 @@
           <w:szCs w:val="24"/>
         </w:rPr>
         <w:t xml:space="preserve">十三、注意事項</w:t>
+      </w:r>
+    </w:p>
+    <w:p>
+      <w:pPr>
+        <w:spacing w:after="60" w:line="300"/>
+      </w:pPr>
+      <w:r>
+        <w:rPr>
+          <w:sz w:val="24"/>
+          <w:szCs w:val="24"/>
+        </w:rPr>
+        <w:t xml:space="preserve">十四、資料來源</w:t>
       </w:r>
     </w:p>
     <w:p>
@@ -774,31 +797,64 @@
     </w:p>
     <w:p>
       <w:pPr>
-        <w:pBdr>
-          <w:top w:val="dashed" w:color="9AA5B1" w:sz="6"/>
-          <w:bottom w:val="dashed" w:color="9AA5B1" w:sz="6"/>
-          <w:left w:val="dashed" w:color="9AA5B1" w:sz="6"/>
-          <w:right w:val="dashed" w:color="9AA5B1" w:sz="6"/>
-        </w:pBdr>
-        <w:shd w:fill="F2F3F5" w:val="clear"/>
-        <w:spacing w:after="160" w:before="120"/>
+        <w:spacing w:after="40" w:before="100"/>
         <w:jc w:val="center"/>
       </w:pPr>
       <w:r>
-        <w:rPr>
-          <w:b/>
-          <w:bCs/>
-          <w:color w:val="7B8794"/>
-        </w:rPr>
-        <w:t xml:space="preserve">📷 【截圖位置】</w:t>
-      </w:r>
+        <w:drawing>
+          <wp:inline distT="0" distB="0" distL="0" distR="0">
+            <wp:extent cx="4476750" cy="4981575"/>
+            <wp:effectExtent t="0" r="0" b="0" l="0"/>
+            <wp:docPr id="1" name="登入畫面" descr="登入畫面" title="登入畫面"/>
+            <wp:cNvGraphicFramePr>
+              <a:graphicFrameLocks xmlns:a="http://schemas.openxmlformats.org/drawingml/2006/main" noChangeAspect="1"/>
+            </wp:cNvGraphicFramePr>
+            <a:graphic xmlns:a="http://schemas.openxmlformats.org/drawingml/2006/main">
+              <a:graphicData uri="http://schemas.openxmlformats.org/drawingml/2006/picture">
+                <pic:pic xmlns:pic="http://schemas.openxmlformats.org/drawingml/2006/picture">
+                  <pic:nvPicPr>
+                    <pic:cNvPr id="0" name="" descr=""/>
+                    <pic:cNvPicPr>
+                      <a:picLocks noChangeAspect="1" noChangeArrowheads="1"/>
+                    </pic:cNvPicPr>
+                  </pic:nvPicPr>
+                  <pic:blipFill>
+                    <a:blip r:embed="rId9" cstate="none"/>
+                    <a:srcRect/>
+                    <a:stretch>
+                      <a:fillRect/>
+                    </a:stretch>
+                  </pic:blipFill>
+                  <pic:spPr bwMode="auto">
+                    <a:xfrm>
+                      <a:off x="0" y="0"/>
+                      <a:ext cx="4476750" cy="4981575"/>
+                    </a:xfrm>
+                    <a:prstGeom prst="rect">
+                      <a:avLst/>
+                    </a:prstGeom>
+                  </pic:spPr>
+                </pic:pic>
+              </a:graphicData>
+            </a:graphic>
+          </wp:inline>
+        </w:drawing>
+      </w:r>
+    </w:p>
+    <w:p>
+      <w:pPr>
+        <w:spacing w:after="160"/>
+        <w:jc w:val="center"/>
+      </w:pPr>
       <w:r>
         <w:rPr>
           <w:i/>
           <w:iCs/>
           <w:color w:val="7B8794"/>
-        </w:rPr>
-        <w:t xml:space="preserve">　登入畫面（輸入帳號密碼）</w:t>
+          <w:sz w:val="18"/>
+          <w:szCs w:val="18"/>
+        </w:rPr>
+        <w:t xml:space="preserve">▲ 登入畫面</w:t>
       </w:r>
     </w:p>
     <w:p>
@@ -1126,31 +1182,64 @@
     </w:p>
     <w:p>
       <w:pPr>
-        <w:pBdr>
-          <w:top w:val="dashed" w:color="9AA5B1" w:sz="6"/>
-          <w:bottom w:val="dashed" w:color="9AA5B1" w:sz="6"/>
-          <w:left w:val="dashed" w:color="9AA5B1" w:sz="6"/>
-          <w:right w:val="dashed" w:color="9AA5B1" w:sz="6"/>
-        </w:pBdr>
-        <w:shd w:fill="F2F3F5" w:val="clear"/>
-        <w:spacing w:after="160" w:before="120"/>
+        <w:spacing w:after="40" w:before="100"/>
         <w:jc w:val="center"/>
       </w:pPr>
       <w:r>
-        <w:rPr>
-          <w:b/>
-          <w:bCs/>
-          <w:color w:val="7B8794"/>
-        </w:rPr>
-        <w:t xml:space="preserve">📷 【截圖位置】</w:t>
-      </w:r>
+        <w:drawing>
+          <wp:inline distT="0" distB="0" distL="0" distR="0">
+            <wp:extent cx="4476750" cy="3095625"/>
+            <wp:effectExtent t="0" r="0" b="0" l="0"/>
+            <wp:docPr id="1" name="主畫面 / 儀表板（含低庫存警示與匯出/匯入）" descr="主畫面 / 儀表板（含低庫存警示與匯出/匯入）" title="主畫面 / 儀表板（含低庫存警示與匯出/匯入）"/>
+            <wp:cNvGraphicFramePr>
+              <a:graphicFrameLocks xmlns:a="http://schemas.openxmlformats.org/drawingml/2006/main" noChangeAspect="1"/>
+            </wp:cNvGraphicFramePr>
+            <a:graphic xmlns:a="http://schemas.openxmlformats.org/drawingml/2006/main">
+              <a:graphicData uri="http://schemas.openxmlformats.org/drawingml/2006/picture">
+                <pic:pic xmlns:pic="http://schemas.openxmlformats.org/drawingml/2006/picture">
+                  <pic:nvPicPr>
+                    <pic:cNvPr id="0" name="" descr=""/>
+                    <pic:cNvPicPr>
+                      <a:picLocks noChangeAspect="1" noChangeArrowheads="1"/>
+                    </pic:cNvPicPr>
+                  </pic:nvPicPr>
+                  <pic:blipFill>
+                    <a:blip r:embed="rId10" cstate="none"/>
+                    <a:srcRect/>
+                    <a:stretch>
+                      <a:fillRect/>
+                    </a:stretch>
+                  </pic:blipFill>
+                  <pic:spPr bwMode="auto">
+                    <a:xfrm>
+                      <a:off x="0" y="0"/>
+                      <a:ext cx="4476750" cy="3095625"/>
+                    </a:xfrm>
+                    <a:prstGeom prst="rect">
+                      <a:avLst/>
+                    </a:prstGeom>
+                  </pic:spPr>
+                </pic:pic>
+              </a:graphicData>
+            </a:graphic>
+          </wp:inline>
+        </w:drawing>
+      </w:r>
+    </w:p>
+    <w:p>
+      <w:pPr>
+        <w:spacing w:after="160"/>
+        <w:jc w:val="center"/>
+      </w:pPr>
       <w:r>
         <w:rPr>
           <w:i/>
           <w:iCs/>
           <w:color w:val="7B8794"/>
-        </w:rPr>
-        <w:t xml:space="preserve">　主畫面（左側功能選單 + 低庫存警示 + 右上匯出/匯入）</w:t>
+          <w:sz w:val="18"/>
+          <w:szCs w:val="18"/>
+        </w:rPr>
+        <w:t xml:space="preserve">▲ 主畫面 / 儀表板（含低庫存警示與匯出/匯入）</w:t>
       </w:r>
     </w:p>
     <w:p>
@@ -1987,31 +2076,64 @@
     </w:p>
     <w:p>
       <w:pPr>
-        <w:pBdr>
-          <w:top w:val="dashed" w:color="9AA5B1" w:sz="6"/>
-          <w:bottom w:val="dashed" w:color="9AA5B1" w:sz="6"/>
-          <w:left w:val="dashed" w:color="9AA5B1" w:sz="6"/>
-          <w:right w:val="dashed" w:color="9AA5B1" w:sz="6"/>
-        </w:pBdr>
-        <w:shd w:fill="F2F3F5" w:val="clear"/>
-        <w:spacing w:after="160" w:before="120"/>
+        <w:spacing w:after="40" w:before="100"/>
         <w:jc w:val="center"/>
       </w:pPr>
       <w:r>
-        <w:rPr>
-          <w:b/>
-          <w:bCs/>
-          <w:color w:val="7B8794"/>
-        </w:rPr>
-        <w:t xml:space="preserve">📷 【截圖位置】</w:t>
-      </w:r>
+        <w:drawing>
+          <wp:inline distT="0" distB="0" distL="0" distR="0">
+            <wp:extent cx="4476750" cy="3048000"/>
+            <wp:effectExtent t="0" r="0" b="0" l="0"/>
+            <wp:docPr id="1" name="POS 結帳畫面（左側商品/條碼、右側購物車與快捷收款）" descr="POS 結帳畫面（左側商品/條碼、右側購物車與快捷收款）" title="POS 結帳畫面（左側商品/條碼、右側購物車與快捷收款）"/>
+            <wp:cNvGraphicFramePr>
+              <a:graphicFrameLocks xmlns:a="http://schemas.openxmlformats.org/drawingml/2006/main" noChangeAspect="1"/>
+            </wp:cNvGraphicFramePr>
+            <a:graphic xmlns:a="http://schemas.openxmlformats.org/drawingml/2006/main">
+              <a:graphicData uri="http://schemas.openxmlformats.org/drawingml/2006/picture">
+                <pic:pic xmlns:pic="http://schemas.openxmlformats.org/drawingml/2006/picture">
+                  <pic:nvPicPr>
+                    <pic:cNvPr id="0" name="" descr=""/>
+                    <pic:cNvPicPr>
+                      <a:picLocks noChangeAspect="1" noChangeArrowheads="1"/>
+                    </pic:cNvPicPr>
+                  </pic:nvPicPr>
+                  <pic:blipFill>
+                    <a:blip r:embed="rId11" cstate="none"/>
+                    <a:srcRect/>
+                    <a:stretch>
+                      <a:fillRect/>
+                    </a:stretch>
+                  </pic:blipFill>
+                  <pic:spPr bwMode="auto">
+                    <a:xfrm>
+                      <a:off x="0" y="0"/>
+                      <a:ext cx="4476750" cy="3048000"/>
+                    </a:xfrm>
+                    <a:prstGeom prst="rect">
+                      <a:avLst/>
+                    </a:prstGeom>
+                  </pic:spPr>
+                </pic:pic>
+              </a:graphicData>
+            </a:graphic>
+          </wp:inline>
+        </w:drawing>
+      </w:r>
+    </w:p>
+    <w:p>
+      <w:pPr>
+        <w:spacing w:after="160"/>
+        <w:jc w:val="center"/>
+      </w:pPr>
       <w:r>
         <w:rPr>
           <w:i/>
           <w:iCs/>
           <w:color w:val="7B8794"/>
-        </w:rPr>
-        <w:t xml:space="preserve">　POS 結帳畫面（左側商品/條碼、右側購物車與快捷收款）</w:t>
+          <w:sz w:val="18"/>
+          <w:szCs w:val="18"/>
+        </w:rPr>
+        <w:t xml:space="preserve">▲ POS 結帳畫面（左側商品/條碼、右側購物車與快捷收款）</w:t>
       </w:r>
     </w:p>
     <w:p>
@@ -2112,31 +2234,276 @@
     </w:p>
     <w:p>
       <w:pPr>
-        <w:pBdr>
-          <w:top w:val="dashed" w:color="9AA5B1" w:sz="6"/>
-          <w:bottom w:val="dashed" w:color="9AA5B1" w:sz="6"/>
-          <w:left w:val="dashed" w:color="9AA5B1" w:sz="6"/>
-          <w:right w:val="dashed" w:color="9AA5B1" w:sz="6"/>
-        </w:pBdr>
-        <w:shd w:fill="F2F3F5" w:val="clear"/>
-        <w:spacing w:after="160" w:before="120"/>
+        <w:spacing w:after="120" w:line="300"/>
+      </w:pPr>
+      <w:r>
+        <w:rPr>
+          <w:color w:val="7B8794"/>
+          <w:sz w:val="20"/>
+          <w:szCs w:val="20"/>
+        </w:rPr>
+        <w:t xml:space="preserve">名詞說明：「安全庫存」是您設定的最低存量門檻；當庫存低於或等於此數字，系統會在主畫面與庫存查詢以紅字提醒補貨。</w:t>
+      </w:r>
+    </w:p>
+    <w:p>
+      <w:pPr>
+        <w:pStyle w:val="Heading1"/>
+      </w:pPr>
+      <w:r>
+        <w:t xml:space="preserve">七、進貨入庫</w:t>
+      </w:r>
+    </w:p>
+    <w:p>
+      <w:pPr>
+        <w:spacing w:after="120" w:line="300"/>
+      </w:pPr>
+      <w:r>
+        <w:t xml:space="preserve">補貨時登記進貨，庫存會自動增加（僅管理員）。可由主畫面「前往補貨」自動帶入商品。</w:t>
+      </w:r>
+    </w:p>
+    <w:p>
+      <w:pPr>
+        <w:pStyle w:val="ListParagraph"/>
+        <w:numPr>
+          <w:ilvl w:val="0"/>
+          <w:numId w:val="7"/>
+        </w:numPr>
+        <w:spacing w:after="80" w:line="300"/>
+      </w:pPr>
+      <w:r>
+        <w:t xml:space="preserve">在上方選擇「商品」、輸入「數量」與「進貨單價」（系統會預設帶入商品成本）。</w:t>
+      </w:r>
+    </w:p>
+    <w:p>
+      <w:pPr>
+        <w:pStyle w:val="ListParagraph"/>
+        <w:numPr>
+          <w:ilvl w:val="0"/>
+          <w:numId w:val="7"/>
+        </w:numPr>
+        <w:spacing w:after="80" w:line="300"/>
+      </w:pPr>
+      <w:r>
+        <w:t xml:space="preserve">按「加入清單」，可重複加入多項商品。</w:t>
+      </w:r>
+    </w:p>
+    <w:p>
+      <w:pPr>
+        <w:pStyle w:val="ListParagraph"/>
+        <w:numPr>
+          <w:ilvl w:val="0"/>
+          <w:numId w:val="7"/>
+        </w:numPr>
+        <w:spacing w:after="80" w:line="300"/>
+      </w:pPr>
+      <w:r>
+        <w:t xml:space="preserve">確認下方清單與「進貨總成本」無誤後，按「確認入庫」。</w:t>
+      </w:r>
+    </w:p>
+    <w:p>
+      <w:pPr>
+        <w:pStyle w:val="ListParagraph"/>
+        <w:numPr>
+          <w:ilvl w:val="0"/>
+          <w:numId w:val="7"/>
+        </w:numPr>
+        <w:spacing w:after="80" w:line="300"/>
+      </w:pPr>
+      <w:r>
+        <w:t xml:space="preserve">系統顯示進貨單號，對應商品的庫存即自動增加。</w:t>
+      </w:r>
+    </w:p>
+    <w:p>
+      <w:pPr>
+        <w:pStyle w:val="Heading1"/>
+      </w:pPr>
+      <w:r>
+        <w:t xml:space="preserve">八、庫存查詢</w:t>
+      </w:r>
+    </w:p>
+    <w:p>
+      <w:pPr>
+        <w:spacing w:after="120" w:line="300"/>
+      </w:pPr>
+      <w:r>
+        <w:t xml:space="preserve">隨時查看所有商品的庫存狀況。</w:t>
+      </w:r>
+    </w:p>
+    <w:p>
+      <w:pPr>
+        <w:pStyle w:val="ListParagraph"/>
+        <w:numPr>
+          <w:ilvl w:val="0"/>
+          <w:numId w:val="2"/>
+        </w:numPr>
+        <w:spacing w:after="60" w:line="290"/>
+      </w:pPr>
+      <w:r>
+        <w:t xml:space="preserve">可用上方關鍵字搜尋特定商品。</w:t>
+      </w:r>
+    </w:p>
+    <w:p>
+      <w:pPr>
+        <w:pStyle w:val="ListParagraph"/>
+        <w:numPr>
+          <w:ilvl w:val="0"/>
+          <w:numId w:val="2"/>
+        </w:numPr>
+        <w:spacing w:after="60" w:line="290"/>
+      </w:pPr>
+      <w:r>
+        <w:t xml:space="preserve">勾選「只顯示低庫存」，僅列出需要補貨的商品。</w:t>
+      </w:r>
+    </w:p>
+    <w:p>
+      <w:pPr>
+        <w:pStyle w:val="ListParagraph"/>
+        <w:numPr>
+          <w:ilvl w:val="0"/>
+          <w:numId w:val="2"/>
+        </w:numPr>
+        <w:spacing w:after="60" w:line="290"/>
+      </w:pPr>
+      <w:r>
+        <w:t xml:space="preserve">低於安全庫存的商品會以紅字並標示「⚠ 低庫存」。</w:t>
+      </w:r>
+    </w:p>
+    <w:p>
+      <w:pPr>
+        <w:pStyle w:val="ListParagraph"/>
+        <w:numPr>
+          <w:ilvl w:val="0"/>
+          <w:numId w:val="2"/>
+        </w:numPr>
+        <w:spacing w:after="60" w:line="290"/>
+      </w:pPr>
+      <w:r>
+        <w:t xml:space="preserve">下方會顯示商品總數與需補貨數量的統計。</w:t>
+      </w:r>
+    </w:p>
+    <w:p>
+      <w:pPr>
+        <w:pStyle w:val="Heading1"/>
+      </w:pPr>
+      <w:r>
+        <w:t xml:space="preserve">九、營收報表</w:t>
+      </w:r>
+    </w:p>
+    <w:p>
+      <w:pPr>
+        <w:spacing w:after="120" w:line="300"/>
+      </w:pPr>
+      <w:r>
+        <w:t xml:space="preserve">以圖表方式檢視營業狀況（僅管理員）。</w:t>
+      </w:r>
+    </w:p>
+    <w:p>
+      <w:pPr>
+        <w:pStyle w:val="ListParagraph"/>
+        <w:numPr>
+          <w:ilvl w:val="0"/>
+          <w:numId w:val="8"/>
+        </w:numPr>
+        <w:spacing w:after="80" w:line="300"/>
+      </w:pPr>
+      <w:r>
+        <w:t xml:space="preserve">選擇「起始」與「結束」日期，按「查詢」；也可直接按「本日」或「本月」快速查詢。</w:t>
+      </w:r>
+    </w:p>
+    <w:p>
+      <w:pPr>
+        <w:pStyle w:val="ListParagraph"/>
+        <w:numPr>
+          <w:ilvl w:val="0"/>
+          <w:numId w:val="8"/>
+        </w:numPr>
+        <w:spacing w:after="80" w:line="300"/>
+      </w:pPr>
+      <w:r>
+        <w:t xml:space="preserve">上方三個色塊顯示「總營收、訂單數、銷售件數」。</w:t>
+      </w:r>
+    </w:p>
+    <w:p>
+      <w:pPr>
+        <w:pStyle w:val="ListParagraph"/>
+        <w:numPr>
+          <w:ilvl w:val="0"/>
+          <w:numId w:val="8"/>
+        </w:numPr>
+        <w:spacing w:after="80" w:line="300"/>
+      </w:pPr>
+      <w:r>
+        <w:t xml:space="preserve">左側長條圖呈現每日營收，右側圓餅圖呈現熱賣商品 TOP 5。</w:t>
+      </w:r>
+    </w:p>
+    <w:p>
+      <w:pPr>
+        <w:spacing w:after="40" w:before="100"/>
         <w:jc w:val="center"/>
       </w:pPr>
       <w:r>
-        <w:rPr>
-          <w:b/>
-          <w:bCs/>
-          <w:color w:val="7B8794"/>
-        </w:rPr>
-        <w:t xml:space="preserve">📷 【截圖位置】</w:t>
-      </w:r>
+        <w:drawing>
+          <wp:inline distT="0" distB="0" distL="0" distR="0">
+            <wp:extent cx="4476750" cy="3133725"/>
+            <wp:effectExtent t="0" r="0" b="0" l="0"/>
+            <wp:docPr id="1" name="營收報表畫面（長條圖 + 圓餅圖）" descr="營收報表畫面（長條圖 + 圓餅圖）" title="營收報表畫面（長條圖 + 圓餅圖）"/>
+            <wp:cNvGraphicFramePr>
+              <a:graphicFrameLocks xmlns:a="http://schemas.openxmlformats.org/drawingml/2006/main" noChangeAspect="1"/>
+            </wp:cNvGraphicFramePr>
+            <a:graphic xmlns:a="http://schemas.openxmlformats.org/drawingml/2006/main">
+              <a:graphicData uri="http://schemas.openxmlformats.org/drawingml/2006/picture">
+                <pic:pic xmlns:pic="http://schemas.openxmlformats.org/drawingml/2006/picture">
+                  <pic:nvPicPr>
+                    <pic:cNvPr id="0" name="" descr=""/>
+                    <pic:cNvPicPr>
+                      <a:picLocks noChangeAspect="1" noChangeArrowheads="1"/>
+                    </pic:cNvPicPr>
+                  </pic:nvPicPr>
+                  <pic:blipFill>
+                    <a:blip r:embed="rId12" cstate="none"/>
+                    <a:srcRect/>
+                    <a:stretch>
+                      <a:fillRect/>
+                    </a:stretch>
+                  </pic:blipFill>
+                  <pic:spPr bwMode="auto">
+                    <a:xfrm>
+                      <a:off x="0" y="0"/>
+                      <a:ext cx="4476750" cy="3133725"/>
+                    </a:xfrm>
+                    <a:prstGeom prst="rect">
+                      <a:avLst/>
+                    </a:prstGeom>
+                  </pic:spPr>
+                </pic:pic>
+              </a:graphicData>
+            </a:graphic>
+          </wp:inline>
+        </w:drawing>
+      </w:r>
+    </w:p>
+    <w:p>
+      <w:pPr>
+        <w:spacing w:after="160"/>
+        <w:jc w:val="center"/>
+      </w:pPr>
       <w:r>
         <w:rPr>
           <w:i/>
           <w:iCs/>
           <w:color w:val="7B8794"/>
-        </w:rPr>
-        <w:t xml:space="preserve">　商品管理畫面（左側清單、右側編輯欄位）</w:t>
+          <w:sz w:val="18"/>
+          <w:szCs w:val="18"/>
+        </w:rPr>
+        <w:t xml:space="preserve">▲ 營收報表畫面（長條圖 + 圓餅圖）</w:t>
+      </w:r>
+    </w:p>
+    <w:p>
+      <w:pPr>
+        <w:pStyle w:val="Heading1"/>
+      </w:pPr>
+      <w:r>
+        <w:t xml:space="preserve">十、員工帳號管理</w:t>
       </w:r>
     </w:p>
     <w:p>
@@ -2144,306 +2511,67 @@
         <w:spacing w:after="120" w:line="300"/>
       </w:pPr>
       <w:r>
-        <w:rPr>
-          <w:color w:val="7B8794"/>
-          <w:sz w:val="20"/>
-          <w:szCs w:val="20"/>
-        </w:rPr>
-        <w:t xml:space="preserve">名詞說明：「安全庫存」是您設定的最低存量門檻；當庫存低於或等於此數字，系統會在主畫面與庫存查詢以紅字提醒補貨。</w:t>
-      </w:r>
-    </w:p>
-    <w:p>
-      <w:pPr>
-        <w:pStyle w:val="Heading1"/>
-      </w:pPr>
-      <w:r>
-        <w:t xml:space="preserve">七、進貨入庫</w:t>
-      </w:r>
-    </w:p>
-    <w:p>
-      <w:pPr>
-        <w:spacing w:after="120" w:line="300"/>
-      </w:pPr>
-      <w:r>
-        <w:t xml:space="preserve">補貨時登記進貨，庫存會自動增加（僅管理員）。可由主畫面「前往補貨」自動帶入商品。</w:t>
-      </w:r>
-    </w:p>
-    <w:p>
-      <w:pPr>
-        <w:pStyle w:val="ListParagraph"/>
-        <w:numPr>
-          <w:ilvl w:val="0"/>
-          <w:numId w:val="7"/>
+        <w:t xml:space="preserve">管理員可建立、修改、刪除員工帳號與密碼。</w:t>
+      </w:r>
+    </w:p>
+    <w:p>
+      <w:pPr>
+        <w:pStyle w:val="ListParagraph"/>
+        <w:numPr>
+          <w:ilvl w:val="0"/>
+          <w:numId w:val="9"/>
         </w:numPr>
         <w:spacing w:after="80" w:line="300"/>
-      </w:pPr>
-      <w:r>
-        <w:t xml:space="preserve">在上方選擇「商品」、輸入「數量」與「進貨單價」（系統會預設帶入商品成本）。</w:t>
-      </w:r>
-    </w:p>
-    <w:p>
-      <w:pPr>
-        <w:pStyle w:val="ListParagraph"/>
-        <w:numPr>
-          <w:ilvl w:val="0"/>
-          <w:numId w:val="7"/>
-        </w:numPr>
-        <w:spacing w:after="80" w:line="300"/>
-      </w:pPr>
-      <w:r>
-        <w:t xml:space="preserve">按「加入清單」，可重複加入多項商品。</w:t>
-      </w:r>
-    </w:p>
-    <w:p>
-      <w:pPr>
-        <w:pStyle w:val="ListParagraph"/>
-        <w:numPr>
-          <w:ilvl w:val="0"/>
-          <w:numId w:val="7"/>
-        </w:numPr>
-        <w:spacing w:after="80" w:line="300"/>
-      </w:pPr>
-      <w:r>
-        <w:t xml:space="preserve">確認下方清單與「進貨總成本」無誤後，按「確認入庫」。</w:t>
-      </w:r>
-    </w:p>
-    <w:p>
-      <w:pPr>
-        <w:pStyle w:val="ListParagraph"/>
-        <w:numPr>
-          <w:ilvl w:val="0"/>
-          <w:numId w:val="7"/>
-        </w:numPr>
-        <w:spacing w:after="80" w:line="300"/>
-      </w:pPr>
-      <w:r>
-        <w:t xml:space="preserve">系統顯示進貨單號，對應商品的庫存即自動增加。</w:t>
-      </w:r>
-    </w:p>
-    <w:p>
-      <w:pPr>
-        <w:pBdr>
-          <w:top w:val="dashed" w:color="9AA5B1" w:sz="6"/>
-          <w:bottom w:val="dashed" w:color="9AA5B1" w:sz="6"/>
-          <w:left w:val="dashed" w:color="9AA5B1" w:sz="6"/>
-          <w:right w:val="dashed" w:color="9AA5B1" w:sz="6"/>
-        </w:pBdr>
-        <w:shd w:fill="F2F3F5" w:val="clear"/>
-        <w:spacing w:after="160" w:before="120"/>
-        <w:jc w:val="center"/>
       </w:pPr>
       <w:r>
         <w:rPr>
           <w:b/>
           <w:bCs/>
-          <w:color w:val="7B8794"/>
-        </w:rPr>
-        <w:t xml:space="preserve">📷 【截圖位置】</w:t>
-      </w:r>
-      <w:r>
-        <w:rPr>
-          <w:i/>
-          <w:iCs/>
-          <w:color w:val="7B8794"/>
-        </w:rPr>
-        <w:t xml:space="preserve">　進貨入庫畫面（進貨清單與確認入庫）</w:t>
-      </w:r>
-    </w:p>
-    <w:p>
-      <w:pPr>
-        <w:pStyle w:val="Heading1"/>
-      </w:pPr>
-      <w:r>
-        <w:t xml:space="preserve">八、庫存查詢</w:t>
-      </w:r>
-    </w:p>
-    <w:p>
-      <w:pPr>
-        <w:spacing w:after="120" w:line="300"/>
-      </w:pPr>
-      <w:r>
-        <w:t xml:space="preserve">隨時查看所有商品的庫存狀況。</w:t>
-      </w:r>
-    </w:p>
-    <w:p>
-      <w:pPr>
-        <w:pStyle w:val="ListParagraph"/>
-        <w:numPr>
-          <w:ilvl w:val="0"/>
-          <w:numId w:val="2"/>
-        </w:numPr>
-        <w:spacing w:after="60" w:line="290"/>
-      </w:pPr>
-      <w:r>
-        <w:t xml:space="preserve">可用上方關鍵字搜尋特定商品。</w:t>
-      </w:r>
-    </w:p>
-    <w:p>
-      <w:pPr>
-        <w:pStyle w:val="ListParagraph"/>
-        <w:numPr>
-          <w:ilvl w:val="0"/>
-          <w:numId w:val="2"/>
-        </w:numPr>
-        <w:spacing w:after="60" w:line="290"/>
-      </w:pPr>
-      <w:r>
-        <w:t xml:space="preserve">勾選「只顯示低庫存」，僅列出需要補貨的商品。</w:t>
-      </w:r>
-    </w:p>
-    <w:p>
-      <w:pPr>
-        <w:pStyle w:val="ListParagraph"/>
-        <w:numPr>
-          <w:ilvl w:val="0"/>
-          <w:numId w:val="2"/>
-        </w:numPr>
-        <w:spacing w:after="60" w:line="290"/>
-      </w:pPr>
-      <w:r>
-        <w:t xml:space="preserve">低於安全庫存的商品會以紅字並標示「⚠ 低庫存」。</w:t>
-      </w:r>
-    </w:p>
-    <w:p>
-      <w:pPr>
-        <w:pStyle w:val="ListParagraph"/>
-        <w:numPr>
-          <w:ilvl w:val="0"/>
-          <w:numId w:val="2"/>
-        </w:numPr>
-        <w:spacing w:after="60" w:line="290"/>
-      </w:pPr>
-      <w:r>
-        <w:t xml:space="preserve">下方會顯示商品總數與需補貨數量的統計。</w:t>
-      </w:r>
-    </w:p>
-    <w:p>
-      <w:pPr>
-        <w:pBdr>
-          <w:top w:val="dashed" w:color="9AA5B1" w:sz="6"/>
-          <w:bottom w:val="dashed" w:color="9AA5B1" w:sz="6"/>
-          <w:left w:val="dashed" w:color="9AA5B1" w:sz="6"/>
-          <w:right w:val="dashed" w:color="9AA5B1" w:sz="6"/>
-        </w:pBdr>
-        <w:shd w:fill="F2F3F5" w:val="clear"/>
-        <w:spacing w:after="160" w:before="120"/>
-        <w:jc w:val="center"/>
+        </w:rPr>
+        <w:t xml:space="preserve">新增帳號：</w:t>
+      </w:r>
+      <w:r>
+        <w:t xml:space="preserve">按「清空」，填入帳號、姓名、角色與密碼，按「儲存」。</w:t>
+      </w:r>
+    </w:p>
+    <w:p>
+      <w:pPr>
+        <w:pStyle w:val="ListParagraph"/>
+        <w:numPr>
+          <w:ilvl w:val="0"/>
+          <w:numId w:val="9"/>
+        </w:numPr>
+        <w:spacing w:after="80" w:line="300"/>
       </w:pPr>
       <w:r>
         <w:rPr>
           <w:b/>
           <w:bCs/>
-          <w:color w:val="7B8794"/>
-        </w:rPr>
-        <w:t xml:space="preserve">📷 【截圖位置】</w:t>
-      </w:r>
-      <w:r>
-        <w:rPr>
-          <w:i/>
-          <w:iCs/>
-          <w:color w:val="7B8794"/>
-        </w:rPr>
-        <w:t xml:space="preserve">　庫存查詢畫面（紅字標示低庫存）</w:t>
-      </w:r>
-    </w:p>
-    <w:p>
-      <w:pPr>
-        <w:pStyle w:val="Heading1"/>
-      </w:pPr>
-      <w:r>
-        <w:t xml:space="preserve">九、營收報表</w:t>
-      </w:r>
-    </w:p>
-    <w:p>
-      <w:pPr>
-        <w:spacing w:after="120" w:line="300"/>
-      </w:pPr>
-      <w:r>
-        <w:t xml:space="preserve">以圖表方式檢視營業狀況（僅管理員）。</w:t>
-      </w:r>
-    </w:p>
-    <w:p>
-      <w:pPr>
-        <w:pStyle w:val="ListParagraph"/>
-        <w:numPr>
-          <w:ilvl w:val="0"/>
-          <w:numId w:val="8"/>
+        </w:rPr>
+        <w:t xml:space="preserve">修改資料：</w:t>
+      </w:r>
+      <w:r>
+        <w:t xml:space="preserve">點選帳號後修改；密碼欄位留空表示不變更密碼。</w:t>
+      </w:r>
+    </w:p>
+    <w:p>
+      <w:pPr>
+        <w:pStyle w:val="ListParagraph"/>
+        <w:numPr>
+          <w:ilvl w:val="0"/>
+          <w:numId w:val="9"/>
         </w:numPr>
         <w:spacing w:after="80" w:line="300"/>
-      </w:pPr>
-      <w:r>
-        <w:t xml:space="preserve">選擇「起始」與「結束」日期，按「查詢」；也可直接按「本日」或「本月」快速查詢。</w:t>
-      </w:r>
-    </w:p>
-    <w:p>
-      <w:pPr>
-        <w:pStyle w:val="ListParagraph"/>
-        <w:numPr>
-          <w:ilvl w:val="0"/>
-          <w:numId w:val="8"/>
-        </w:numPr>
-        <w:spacing w:after="80" w:line="300"/>
-      </w:pPr>
-      <w:r>
-        <w:t xml:space="preserve">上方三個色塊顯示「總營收、訂單數、銷售件數」。</w:t>
-      </w:r>
-    </w:p>
-    <w:p>
-      <w:pPr>
-        <w:pStyle w:val="ListParagraph"/>
-        <w:numPr>
-          <w:ilvl w:val="0"/>
-          <w:numId w:val="8"/>
-        </w:numPr>
-        <w:spacing w:after="80" w:line="300"/>
-      </w:pPr>
-      <w:r>
-        <w:t xml:space="preserve">左側長條圖呈現每日營收，右側圓餅圖呈現熱賣商品 TOP 5。</w:t>
-      </w:r>
-    </w:p>
-    <w:p>
-      <w:pPr>
-        <w:pBdr>
-          <w:top w:val="dashed" w:color="9AA5B1" w:sz="6"/>
-          <w:bottom w:val="dashed" w:color="9AA5B1" w:sz="6"/>
-          <w:left w:val="dashed" w:color="9AA5B1" w:sz="6"/>
-          <w:right w:val="dashed" w:color="9AA5B1" w:sz="6"/>
-        </w:pBdr>
-        <w:shd w:fill="F2F3F5" w:val="clear"/>
-        <w:spacing w:after="160" w:before="120"/>
-        <w:jc w:val="center"/>
       </w:pPr>
       <w:r>
         <w:rPr>
           <w:b/>
           <w:bCs/>
-          <w:color w:val="7B8794"/>
-        </w:rPr>
-        <w:t xml:space="preserve">📷 【截圖位置】</w:t>
-      </w:r>
-      <w:r>
-        <w:rPr>
-          <w:i/>
-          <w:iCs/>
-          <w:color w:val="7B8794"/>
-        </w:rPr>
-        <w:t xml:space="preserve">　營收報表畫面（長條圖 + 圓餅圖）</w:t>
-      </w:r>
-    </w:p>
-    <w:p>
-      <w:pPr>
-        <w:pStyle w:val="Heading1"/>
-      </w:pPr>
-      <w:r>
-        <w:t xml:space="preserve">十、員工帳號管理</w:t>
-      </w:r>
-    </w:p>
-    <w:p>
-      <w:pPr>
-        <w:spacing w:after="120" w:line="300"/>
-      </w:pPr>
-      <w:r>
-        <w:t xml:space="preserve">管理員可建立、修改、刪除員工帳號與密碼。</w:t>
+        </w:rPr>
+        <w:t xml:space="preserve">變更密碼：</w:t>
+      </w:r>
+      <w:r>
+        <w:t xml:space="preserve">點選帳號，於密碼欄輸入新密碼後按「儲存」。</w:t>
       </w:r>
     </w:p>
     <w:p>
@@ -2460,18 +2588,115 @@
           <w:b/>
           <w:bCs/>
         </w:rPr>
-        <w:t xml:space="preserve">新增帳號：</w:t>
-      </w:r>
-      <w:r>
-        <w:t xml:space="preserve">按「清空」，填入帳號、姓名、角色與密碼，按「儲存」。</w:t>
-      </w:r>
-    </w:p>
-    <w:p>
-      <w:pPr>
-        <w:pStyle w:val="ListParagraph"/>
-        <w:numPr>
-          <w:ilvl w:val="0"/>
-          <w:numId w:val="9"/>
+        <w:t xml:space="preserve">刪除帳號：</w:t>
+      </w:r>
+      <w:r>
+        <w:t xml:space="preserve">選取後按「刪除」（無法刪除目前登入中的自己）。</w:t>
+      </w:r>
+    </w:p>
+    <w:p>
+      <w:pPr>
+        <w:pStyle w:val="Heading1"/>
+      </w:pPr>
+      <w:r>
+        <w:t xml:space="preserve">十一、資料匯出與匯入（跨電腦搬移）</w:t>
+      </w:r>
+    </w:p>
+    <w:p>
+      <w:pPr>
+        <w:spacing w:after="120" w:line="300"/>
+      </w:pPr>
+      <w:r>
+        <w:t xml:space="preserve">此功能讓您把資料備份成一個檔案，並可在「另一台也安裝本程式的電腦」載入，達到換電腦使用或備份的目的（僅管理員，按鈕位於主畫面右上角）。</w:t>
+      </w:r>
+    </w:p>
+    <w:p>
+      <w:pPr>
+        <w:pStyle w:val="Heading2"/>
+      </w:pPr>
+      <w:r>
+        <w:t xml:space="preserve">匯出資料（備份）</w:t>
+      </w:r>
+    </w:p>
+    <w:p>
+      <w:pPr>
+        <w:pStyle w:val="ListParagraph"/>
+        <w:numPr>
+          <w:ilvl w:val="0"/>
+          <w:numId w:val="10"/>
+        </w:numPr>
+        <w:spacing w:after="80" w:line="300"/>
+      </w:pPr>
+      <w:r>
+        <w:t xml:space="preserve">在主畫面右上角按「📤 匯出資料」。</w:t>
+      </w:r>
+    </w:p>
+    <w:p>
+      <w:pPr>
+        <w:pStyle w:val="ListParagraph"/>
+        <w:numPr>
+          <w:ilvl w:val="0"/>
+          <w:numId w:val="10"/>
+        </w:numPr>
+        <w:spacing w:after="80" w:line="300"/>
+      </w:pPr>
+      <w:r>
+        <w:t xml:space="preserve">選擇儲存位置（系統會自動命名為 pos_backup_日期.db），按「存檔」。</w:t>
+      </w:r>
+    </w:p>
+    <w:p>
+      <w:pPr>
+        <w:pStyle w:val="ListParagraph"/>
+        <w:numPr>
+          <w:ilvl w:val="0"/>
+          <w:numId w:val="10"/>
+        </w:numPr>
+        <w:spacing w:after="80" w:line="300"/>
+      </w:pPr>
+      <w:r>
+        <w:t xml:space="preserve">完成後可將此檔複製到隨身碟，攜帶到其他電腦。</w:t>
+      </w:r>
+    </w:p>
+    <w:p>
+      <w:pPr>
+        <w:pStyle w:val="Heading2"/>
+      </w:pPr>
+      <w:r>
+        <w:t xml:space="preserve">匯入資料（還原）</w:t>
+      </w:r>
+    </w:p>
+    <w:p>
+      <w:pPr>
+        <w:pStyle w:val="ListParagraph"/>
+        <w:numPr>
+          <w:ilvl w:val="0"/>
+          <w:numId w:val="10"/>
+        </w:numPr>
+        <w:spacing w:after="80" w:line="300"/>
+      </w:pPr>
+      <w:r>
+        <w:t xml:space="preserve">在另一台電腦開啟本程式，按主畫面右上角「📥 匯入資料」。</w:t>
+      </w:r>
+    </w:p>
+    <w:p>
+      <w:pPr>
+        <w:pStyle w:val="ListParagraph"/>
+        <w:numPr>
+          <w:ilvl w:val="0"/>
+          <w:numId w:val="10"/>
+        </w:numPr>
+        <w:spacing w:after="80" w:line="300"/>
+      </w:pPr>
+      <w:r>
+        <w:t xml:space="preserve">選擇先前匯出的 .db 檔。</w:t>
+      </w:r>
+    </w:p>
+    <w:p>
+      <w:pPr>
+        <w:pStyle w:val="ListParagraph"/>
+        <w:numPr>
+          <w:ilvl w:val="0"/>
+          <w:numId w:val="10"/>
         </w:numPr>
         <w:spacing w:after="80" w:line="300"/>
       </w:pPr>
@@ -2480,238 +2705,23 @@
           <w:b/>
           <w:bCs/>
         </w:rPr>
-        <w:t xml:space="preserve">修改資料：</w:t>
-      </w:r>
-      <w:r>
-        <w:t xml:space="preserve">點選帳號後修改；密碼欄位留空表示不變更密碼。</w:t>
-      </w:r>
-    </w:p>
-    <w:p>
-      <w:pPr>
-        <w:pStyle w:val="ListParagraph"/>
-        <w:numPr>
-          <w:ilvl w:val="0"/>
-          <w:numId w:val="9"/>
+        <w:t xml:space="preserve">確認覆蓋：</w:t>
+      </w:r>
+      <w:r>
+        <w:t xml:space="preserve">匯入會「取代」目前所有資料，系統會跳出確認；建議匯入前先用「匯出資料」備份目前資料。</w:t>
+      </w:r>
+    </w:p>
+    <w:p>
+      <w:pPr>
+        <w:pStyle w:val="ListParagraph"/>
+        <w:numPr>
+          <w:ilvl w:val="0"/>
+          <w:numId w:val="10"/>
         </w:numPr>
         <w:spacing w:after="80" w:line="300"/>
       </w:pPr>
       <w:r>
-        <w:rPr>
-          <w:b/>
-          <w:bCs/>
-        </w:rPr>
-        <w:t xml:space="preserve">變更密碼：</w:t>
-      </w:r>
-      <w:r>
-        <w:t xml:space="preserve">點選帳號，於密碼欄輸入新密碼後按「儲存」。</w:t>
-      </w:r>
-    </w:p>
-    <w:p>
-      <w:pPr>
-        <w:pStyle w:val="ListParagraph"/>
-        <w:numPr>
-          <w:ilvl w:val="0"/>
-          <w:numId w:val="9"/>
-        </w:numPr>
-        <w:spacing w:after="80" w:line="300"/>
-      </w:pPr>
-      <w:r>
-        <w:rPr>
-          <w:b/>
-          <w:bCs/>
-        </w:rPr>
-        <w:t xml:space="preserve">刪除帳號：</w:t>
-      </w:r>
-      <w:r>
-        <w:t xml:space="preserve">選取後按「刪除」（無法刪除目前登入中的自己）。</w:t>
-      </w:r>
-    </w:p>
-    <w:p>
-      <w:pPr>
-        <w:pBdr>
-          <w:top w:val="dashed" w:color="9AA5B1" w:sz="6"/>
-          <w:bottom w:val="dashed" w:color="9AA5B1" w:sz="6"/>
-          <w:left w:val="dashed" w:color="9AA5B1" w:sz="6"/>
-          <w:right w:val="dashed" w:color="9AA5B1" w:sz="6"/>
-        </w:pBdr>
-        <w:shd w:fill="F2F3F5" w:val="clear"/>
-        <w:spacing w:after="160" w:before="120"/>
-        <w:jc w:val="center"/>
-      </w:pPr>
-      <w:r>
-        <w:rPr>
-          <w:b/>
-          <w:bCs/>
-          <w:color w:val="7B8794"/>
-        </w:rPr>
-        <w:t xml:space="preserve">📷 【截圖位置】</w:t>
-      </w:r>
-      <w:r>
-        <w:rPr>
-          <w:i/>
-          <w:iCs/>
-          <w:color w:val="7B8794"/>
-        </w:rPr>
-        <w:t xml:space="preserve">　員工帳號管理畫面</w:t>
-      </w:r>
-    </w:p>
-    <w:p>
-      <w:pPr>
-        <w:pStyle w:val="Heading1"/>
-      </w:pPr>
-      <w:r>
-        <w:t xml:space="preserve">十一、資料匯出與匯入（跨電腦搬移）</w:t>
-      </w:r>
-    </w:p>
-    <w:p>
-      <w:pPr>
-        <w:spacing w:after="120" w:line="300"/>
-      </w:pPr>
-      <w:r>
-        <w:t xml:space="preserve">此功能讓您把資料備份成一個檔案，並可在「另一台也安裝本程式的電腦」載入，達到換電腦使用或備份的目的（僅管理員，按鈕位於主畫面右上角）。</w:t>
-      </w:r>
-    </w:p>
-    <w:p>
-      <w:pPr>
-        <w:pStyle w:val="Heading2"/>
-      </w:pPr>
-      <w:r>
-        <w:t xml:space="preserve">匯出資料（備份）</w:t>
-      </w:r>
-    </w:p>
-    <w:p>
-      <w:pPr>
-        <w:pStyle w:val="ListParagraph"/>
-        <w:numPr>
-          <w:ilvl w:val="0"/>
-          <w:numId w:val="10"/>
-        </w:numPr>
-        <w:spacing w:after="80" w:line="300"/>
-      </w:pPr>
-      <w:r>
-        <w:t xml:space="preserve">在主畫面右上角按「📤 匯出資料」。</w:t>
-      </w:r>
-    </w:p>
-    <w:p>
-      <w:pPr>
-        <w:pStyle w:val="ListParagraph"/>
-        <w:numPr>
-          <w:ilvl w:val="0"/>
-          <w:numId w:val="10"/>
-        </w:numPr>
-        <w:spacing w:after="80" w:line="300"/>
-      </w:pPr>
-      <w:r>
-        <w:t xml:space="preserve">選擇儲存位置（系統會自動命名為 pos_backup_日期.db），按「存檔」。</w:t>
-      </w:r>
-    </w:p>
-    <w:p>
-      <w:pPr>
-        <w:pStyle w:val="ListParagraph"/>
-        <w:numPr>
-          <w:ilvl w:val="0"/>
-          <w:numId w:val="10"/>
-        </w:numPr>
-        <w:spacing w:after="80" w:line="300"/>
-      </w:pPr>
-      <w:r>
-        <w:t xml:space="preserve">完成後可將此檔複製到隨身碟，攜帶到其他電腦。</w:t>
-      </w:r>
-    </w:p>
-    <w:p>
-      <w:pPr>
-        <w:pStyle w:val="Heading2"/>
-      </w:pPr>
-      <w:r>
-        <w:t xml:space="preserve">匯入資料（還原）</w:t>
-      </w:r>
-    </w:p>
-    <w:p>
-      <w:pPr>
-        <w:pStyle w:val="ListParagraph"/>
-        <w:numPr>
-          <w:ilvl w:val="0"/>
-          <w:numId w:val="10"/>
-        </w:numPr>
-        <w:spacing w:after="80" w:line="300"/>
-      </w:pPr>
-      <w:r>
-        <w:t xml:space="preserve">在另一台電腦開啟本程式，按主畫面右上角「📥 匯入資料」。</w:t>
-      </w:r>
-    </w:p>
-    <w:p>
-      <w:pPr>
-        <w:pStyle w:val="ListParagraph"/>
-        <w:numPr>
-          <w:ilvl w:val="0"/>
-          <w:numId w:val="10"/>
-        </w:numPr>
-        <w:spacing w:after="80" w:line="300"/>
-      </w:pPr>
-      <w:r>
-        <w:t xml:space="preserve">選擇先前匯出的 .db 檔。</w:t>
-      </w:r>
-    </w:p>
-    <w:p>
-      <w:pPr>
-        <w:pStyle w:val="ListParagraph"/>
-        <w:numPr>
-          <w:ilvl w:val="0"/>
-          <w:numId w:val="10"/>
-        </w:numPr>
-        <w:spacing w:after="80" w:line="300"/>
-      </w:pPr>
-      <w:r>
-        <w:rPr>
-          <w:b/>
-          <w:bCs/>
-        </w:rPr>
-        <w:t xml:space="preserve">確認覆蓋：</w:t>
-      </w:r>
-      <w:r>
-        <w:t xml:space="preserve">匯入會「取代」目前所有資料，系統會跳出確認；建議匯入前先用「匯出資料」備份目前資料。</w:t>
-      </w:r>
-    </w:p>
-    <w:p>
-      <w:pPr>
-        <w:pStyle w:val="ListParagraph"/>
-        <w:numPr>
-          <w:ilvl w:val="0"/>
-          <w:numId w:val="10"/>
-        </w:numPr>
-        <w:spacing w:after="80" w:line="300"/>
-      </w:pPr>
-      <w:r>
         <w:t xml:space="preserve">匯入成功後，資料立即套用並重新載入。</w:t>
-      </w:r>
-    </w:p>
-    <w:p>
-      <w:pPr>
-        <w:pBdr>
-          <w:top w:val="dashed" w:color="9AA5B1" w:sz="6"/>
-          <w:bottom w:val="dashed" w:color="9AA5B1" w:sz="6"/>
-          <w:left w:val="dashed" w:color="9AA5B1" w:sz="6"/>
-          <w:right w:val="dashed" w:color="9AA5B1" w:sz="6"/>
-        </w:pBdr>
-        <w:shd w:fill="F2F3F5" w:val="clear"/>
-        <w:spacing w:after="160" w:before="120"/>
-        <w:jc w:val="center"/>
-      </w:pPr>
-      <w:r>
-        <w:rPr>
-          <w:b/>
-          <w:bCs/>
-          <w:color w:val="7B8794"/>
-        </w:rPr>
-        <w:t xml:space="preserve">📷 【截圖位置】</w:t>
-      </w:r>
-      <w:r>
-        <w:rPr>
-          <w:i/>
-          <w:iCs/>
-          <w:color w:val="7B8794"/>
-        </w:rPr>
-        <w:t xml:space="preserve">　匯出 / 匯入的檔案對話框</w:t>
       </w:r>
     </w:p>
     <w:p>
@@ -3126,6 +3136,199 @@
       <w:r>
         <w:t xml:space="preserve">正式使用前，請至「員工管理」修改 admin 與 cashier 的預設密碼。</w:t>
       </w:r>
+    </w:p>
+    <w:p>
+      <w:pPr>
+        <w:pStyle w:val="Heading1"/>
+      </w:pPr>
+      <w:r>
+        <w:t xml:space="preserve">十四、資料來源</w:t>
+      </w:r>
+    </w:p>
+    <w:p>
+      <w:pPr>
+        <w:spacing w:after="120" w:line="300"/>
+      </w:pPr>
+      <w:r>
+        <w:t xml:space="preserve">本專案開發過程參考下列官方文件與技術資源：</w:t>
+      </w:r>
+    </w:p>
+    <w:p>
+      <w:pPr>
+        <w:pStyle w:val="ListParagraph"/>
+        <w:numPr>
+          <w:ilvl w:val="0"/>
+          <w:numId w:val="2"/>
+        </w:numPr>
+        <w:spacing w:after="60" w:line="290"/>
+      </w:pPr>
+      <w:r>
+        <w:t xml:space="preserve">SQLite 官方文件：</w:t>
+      </w:r>
+      <w:hyperlink w:history="1" r:id="rIdhretqh0og56xrtut9fmcq">
+        <w:r>
+          <w:rPr>
+            <w:rStyle w:val="Hyperlink"/>
+          </w:rPr>
+          <w:t xml:space="preserve">https://www.sqlite.org/docs.html</w:t>
+        </w:r>
+      </w:hyperlink>
+    </w:p>
+    <w:p>
+      <w:pPr>
+        <w:pStyle w:val="ListParagraph"/>
+        <w:numPr>
+          <w:ilvl w:val="0"/>
+          <w:numId w:val="2"/>
+        </w:numPr>
+        <w:spacing w:after="60" w:line="290"/>
+      </w:pPr>
+      <w:r>
+        <w:t xml:space="preserve">System.Data.SQLite（.NET 的 SQLite 套件）：</w:t>
+      </w:r>
+      <w:hyperlink w:history="1" r:id="rIdhlraifvipy0iv1binuuxw">
+        <w:r>
+          <w:rPr>
+            <w:rStyle w:val="Hyperlink"/>
+          </w:rPr>
+          <w:t xml:space="preserve">https://system.data.sqlite.org/</w:t>
+        </w:r>
+      </w:hyperlink>
+    </w:p>
+    <w:p>
+      <w:pPr>
+        <w:pStyle w:val="ListParagraph"/>
+        <w:numPr>
+          <w:ilvl w:val="0"/>
+          <w:numId w:val="2"/>
+        </w:numPr>
+        <w:spacing w:after="60" w:line="290"/>
+      </w:pPr>
+      <w:r>
+        <w:t xml:space="preserve">Microsoft Learn — Windows Forms 文件：</w:t>
+      </w:r>
+      <w:hyperlink w:history="1" r:id="rId7j_swpjh4mhwyvqicr3j1">
+        <w:r>
+          <w:rPr>
+            <w:rStyle w:val="Hyperlink"/>
+          </w:rPr>
+          <w:t xml:space="preserve">https://learn.microsoft.com/zh-tw/dotnet/desktop/winforms/</w:t>
+        </w:r>
+      </w:hyperlink>
+    </w:p>
+    <w:p>
+      <w:pPr>
+        <w:pStyle w:val="ListParagraph"/>
+        <w:numPr>
+          <w:ilvl w:val="0"/>
+          <w:numId w:val="2"/>
+        </w:numPr>
+        <w:spacing w:after="60" w:line="290"/>
+      </w:pPr>
+      <w:r>
+        <w:t xml:space="preserve">Microsoft Learn — DataGridView 控制項：</w:t>
+      </w:r>
+      <w:hyperlink w:history="1" r:id="rIdxnrco4n_obummnmcjetvn">
+        <w:r>
+          <w:rPr>
+            <w:rStyle w:val="Hyperlink"/>
+          </w:rPr>
+          <w:t xml:space="preserve">https://learn.microsoft.com/zh-tw/dotnet/desktop/winforms/controls/datagridview-control-windows-forms</w:t>
+        </w:r>
+      </w:hyperlink>
+    </w:p>
+    <w:p>
+      <w:pPr>
+        <w:pStyle w:val="ListParagraph"/>
+        <w:numPr>
+          <w:ilvl w:val="0"/>
+          <w:numId w:val="2"/>
+        </w:numPr>
+        <w:spacing w:after="60" w:line="290"/>
+      </w:pPr>
+      <w:r>
+        <w:t xml:space="preserve">Microsoft Learn — Chart 圖表控制項：</w:t>
+      </w:r>
+      <w:hyperlink w:history="1" r:id="rIdhrkgtblugekkdgcplybch">
+        <w:r>
+          <w:rPr>
+            <w:rStyle w:val="Hyperlink"/>
+          </w:rPr>
+          <w:t xml:space="preserve">https://learn.microsoft.com/zh-tw/dotnet/api/system.windows.forms.datavisualization.charting</w:t>
+        </w:r>
+      </w:hyperlink>
+    </w:p>
+    <w:p>
+      <w:pPr>
+        <w:pStyle w:val="ListParagraph"/>
+        <w:numPr>
+          <w:ilvl w:val="0"/>
+          <w:numId w:val="2"/>
+        </w:numPr>
+        <w:spacing w:after="60" w:line="290"/>
+      </w:pPr>
+      <w:r>
+        <w:t xml:space="preserve">Microsoft Learn — SHA256 雜湊：</w:t>
+      </w:r>
+      <w:hyperlink w:history="1" r:id="rIdt0blnirguuhfguxa4vjk1">
+        <w:r>
+          <w:rPr>
+            <w:rStyle w:val="Hyperlink"/>
+          </w:rPr>
+          <w:t xml:space="preserve">https://learn.microsoft.com/zh-tw/dotnet/api/system.security.cryptography.sha256</w:t>
+        </w:r>
+      </w:hyperlink>
+    </w:p>
+    <w:p>
+      <w:pPr>
+        <w:pStyle w:val="ListParagraph"/>
+        <w:numPr>
+          <w:ilvl w:val="0"/>
+          <w:numId w:val="2"/>
+        </w:numPr>
+        <w:spacing w:after="60" w:line="290"/>
+      </w:pPr>
+      <w:r>
+        <w:t xml:space="preserve">Win32 EM_SETCUEBANNER（輸入框提示文字）：</w:t>
+      </w:r>
+      <w:hyperlink w:history="1" r:id="rIdvcb6-mems7mzclondkjdi">
+        <w:r>
+          <w:rPr>
+            <w:rStyle w:val="Hyperlink"/>
+          </w:rPr>
+          <w:t xml:space="preserve">https://learn.microsoft.com/zh-tw/windows/win32/controls/em-setcuebanner</w:t>
+        </w:r>
+      </w:hyperlink>
+    </w:p>
+    <w:p>
+      <w:pPr>
+        <w:spacing w:after="120" w:line="300"/>
+      </w:pPr>
+      <w:r>
+        <w:rPr>
+          <w:sz w:val="21"/>
+          <w:szCs w:val="21"/>
+        </w:rPr>
+        <w:t xml:space="preserve">專案原始碼（GitHub）：</w:t>
+      </w:r>
+    </w:p>
+    <w:p>
+      <w:pPr>
+        <w:pStyle w:val="ListParagraph"/>
+        <w:numPr>
+          <w:ilvl w:val="0"/>
+          <w:numId w:val="2"/>
+        </w:numPr>
+        <w:spacing w:after="60" w:line="290"/>
+      </w:pPr>
+      <w:hyperlink w:history="1" r:id="rIdmubw5eh8uyzji9lbko2x3">
+        <w:r>
+          <w:rPr>
+            <w:rStyle w:val="Hyperlink"/>
+          </w:rPr>
+          <w:t xml:space="preserve">https://github.com/yyc1029/PosSystem</w:t>
+        </w:r>
+      </w:hyperlink>
     </w:p>
     <w:p>
       <w:pPr>
